--- a/Report/template/Module01/time_consistency.docx
+++ b/Report/template/Module01/time_consistency.docx
@@ -19,18 +19,7 @@
           <w:szCs w:val="28"/>
           <w:lang w:val="en-US" w:eastAsia="zh-CN"/>
         </w:rPr>
-        <w:t>{{num}}.</w:t>
-      </w:r>
-      <w:bookmarkStart w:id="0" w:name="_GoBack"/>
-      <w:bookmarkEnd w:id="0"/>
-      <w:r>
-        <w:rPr>
-          <w:rFonts w:hint="eastAsia"/>
-          <w:sz w:val="28"/>
-          <w:szCs w:val="28"/>
-          <w:lang w:val="en-US" w:eastAsia="zh-CN"/>
-        </w:rPr>
-        <w:t xml:space="preserve"> {{ele}}时间一致性分析</w:t>
+        <w:t>{{num}}. {{ele}}时间一致性分析</w:t>
       </w:r>
     </w:p>
     <w:p>
@@ -333,6 +322,26 @@
           <w:szCs w:val="28"/>
           <w:lang w:val="en-US" w:eastAsia="zh-CN"/>
         </w:rPr>
+        <w:t>}}{{MK_</w:t>
+      </w:r>
+      <w:r>
+        <w:rPr>
+          <w:rFonts w:hint="default" w:cs="Times New Roman"/>
+          <w:color w:val="000000"/>
+          <w:sz w:val="28"/>
+          <w:szCs w:val="28"/>
+          <w:lang w:eastAsia="zh-CN"/>
+        </w:rPr>
+        <w:t>explain</w:t>
+      </w:r>
+      <w:r>
+        <w:rPr>
+          <w:rFonts w:hint="eastAsia" w:cs="Times New Roman"/>
+          <w:color w:val="000000"/>
+          <w:sz w:val="28"/>
+          <w:szCs w:val="28"/>
+          <w:lang w:val="en-US" w:eastAsia="zh-CN"/>
+        </w:rPr>
         <w:t>}}</w:t>
       </w:r>
     </w:p>
@@ -384,11 +393,8 @@
         <w:spacing w:line="360" w:lineRule="auto"/>
         <w:jc w:val="center"/>
         <w:rPr>
-          <w:rFonts w:hint="default" w:ascii="Times New Roman" w:hAnsi="Times New Roman" w:eastAsia="仿宋" w:cs="Times New Roman"/>
-          <w:color w:val="000000"/>
-          <w:sz w:val="22"/>
-          <w:szCs w:val="22"/>
-          <w:lang w:val="en-US" w:eastAsia="zh-CN"/>
+          <w:rFonts w:hint="default"/>
+          <w:lang w:val="en-US"/>
         </w:rPr>
       </w:pPr>
       <w:r>
@@ -499,6 +505,18 @@
         </w:rPr>
         <w:t>变化</w:t>
       </w:r>
+      <w:r>
+        <w:rPr>
+          <w:rFonts w:hint="eastAsia" w:cs="Times New Roman"/>
+          <w:color w:val="000000"/>
+          <w:sz w:val="22"/>
+          <w:szCs w:val="22"/>
+          <w:lang w:val="en-US" w:eastAsia="zh-CN"/>
+        </w:rPr>
+        <w:t>及Mann-Kendall突变检验</w:t>
+      </w:r>
+      <w:bookmarkStart w:id="0" w:name="_GoBack"/>
+      <w:bookmarkEnd w:id="0"/>
     </w:p>
     <w:sectPr>
       <w:pgSz w:w="11906" w:h="16838"/>
